--- a/중국어_대화문/10부_docx/10부_09화_확대회의.docx
+++ b/중국어_대화문/10부_docx/10부_09화_확대회의.docx
@@ -18,7 +18,7 @@
         <w:t>등장인물:</w:t>
       </w:r>
       <w:r>
-        <w:t xml:space="preserve"> 선즈위안 沈知远(55세, 중앙위원회 총서기·被提出人) / 청시 程曦(41세, 후계 후보·총서기 판공청 근무, 사유 낭독자) / 웨이창펑 魏长风(68세, 정치국원·연명자 대표) / 량페이전 梁佩珍(70세, 정치국원·독립 감독) / 장리췬 蒋立群(70세, 정치국원·확대회의 주재) / 사오톄쥔 邵铁军(67세, 중앙국가안전위원회 판공실 주임, 열석) / 녜추 聂秋(68세, 총서기 판공청 주임·기록석) / 리위퉁 李雨桐(48세, 총서기 판공실 참모) / 메이뤄란 梅若兰(92세, 은퇴한 변호사협회 비서장, 전화 목소리)</w:t>
+        <w:t xml:space="preserve"> 선즈위안 沈知远(55세, 중앙위원회 총서기·被提出人) / 청시 程曦(41세, 후계 후보·총서기 판공청 근무, 사유 낭독자) / 웨이창펑 魏长风(69세, 정치국원·연명자 대표) / 량페이전 梁佩珍(70세, 정치국원·독립 감독) / 장리췬 蒋立群(70세, 정치국원·확대회의 주재) / 사오톄쥔 邵铁军(67세, 중앙국가안전위원회 판공실 주임, 열석) / 녜추 聂秋(68세, 총서기 판공청 주임·기록석) / 리위퉁 李雨桐(50세, 총서기 판공실 참모) / 메이뤄란 梅若兰(93세, 은퇴한 변호사협회 비서장, 전화 목소리)</w:t>
       </w:r>
     </w:p>
     <w:p>
@@ -42,7 +42,7 @@
     </w:p>
     <w:p>
       <w:r>
-        <w:t>(二〇四二年十月八日，星期三，早晨七点二十分。窗外的槐叶黄透了，风一吹，一片一片贴着玻璃滑下去。桌上只有三样东西：公开台账的打印件，一支钢笔，和那只白瓷杯，缺口朝左。杯子是九月三十日傍晚从岚山带回来的，李雨桐用手帕包着，一路没让它碰到任何东西。最下面的抽屉关着。聂秋站在桌前，李雨桐靠在窗边。)</w:t>
+        <w:t>(二〇四二年十月八日，星期三，早晨七点二十分。窗外的槐叶黄透了，风一吹，一片一片贴着玻璃滑下去。桌上只有三样东西：公开台账的打印件，一支钢笔，和那只白瓷杯，缺口朝左。杯子是九月三十日下午从岚山带回来的，李雨桐用手帕包着，一路没让它碰到任何东西。最下面的抽屉关着。聂秋站在桌前，李雨桐靠在窗边。)</w:t>
       </w:r>
     </w:p>
     <w:p>
@@ -75,7 +75,7 @@
         <w:t>聂秋:</w:t>
       </w:r>
       <w:r>
-        <w:t xml:space="preserve"> 昨天下午五点，联名人代表魏委员递了撤回书。梁委员十月六日上午九点上账的《事由适当性意见》，公开本，十一页。（顿了顿）我没有翻开，李主任也没有。</w:t>
+        <w:t xml:space="preserve"> 昨天下午五点，联名人代表魏委员递了撤回书。梁委员十月六日上午九点上账的《事由适当性意见》，公开本，十一页。（顿了顿）我没有翻开，李同志也没有。</w:t>
       </w:r>
     </w:p>
     <w:p>
@@ -228,7 +228,7 @@
         <w:t>聂秋:</w:t>
       </w:r>
       <w:r>
-        <w:t xml:space="preserve"> 总书记，我四十一年没让总书记最后一个知道事情。今天的事由，我也不能先知道。</w:t>
+        <w:t xml:space="preserve"> 总书记，我两年多没让总书记最后一个知道事情。今天的事由，我也不能先知道。</w:t>
       </w:r>
     </w:p>
     <w:p>
@@ -857,7 +857,7 @@
         <w:t>魏长风:</w:t>
       </w:r>
       <w:r>
-        <w:t xml:space="preserve"> 孟子答齐宣王，说贵戚之卿的本分：“君有大过则谏，反覆之而不听，则易位。”老沈，谏过了。六月十二日清早，我递给你一张折着的纸；九月三日，我在石凳上，跟你说了压舱石。反覆，不止一回。</w:t>
+        <w:t xml:space="preserve"> 孟子答齐宣王，说贵戚之卿的本分：“君有大过则谏，反覆之而不听，则易位。”老沈，谏过了。六月十二日凌晨，我递给你一张折着的纸；九月三日，我在石凳上，跟你说了压舱石。反覆，不止一回。</w:t>
       </w:r>
     </w:p>
     <w:p>
